--- a/Files/09 - Misc/Rosh Chodesh/Rosh Chodesh.docx
+++ b/Files/09 - Misc/Rosh Chodesh/Rosh Chodesh.docx
@@ -999,7 +999,7 @@
         <w:rPr>
           <w:rFonts w:ascii="Times New Roman" w:hAnsi="Times New Roman" w:cs="Times New Roman"/>
         </w:rPr>
-        <w:t>, I did put in my protests, and he didn</w:t>
+        <w:t>, I did put in my protest, and he didn</w:t>
       </w:r>
       <w:r>
         <w:rPr>
@@ -1043,13 +1043,7 @@
         <w:rPr>
           <w:rFonts w:ascii="Times New Roman" w:hAnsi="Times New Roman" w:cs="Times New Roman"/>
         </w:rPr>
-        <w:t>very meticulously</w:t>
-      </w:r>
-      <w:r>
-        <w:rPr>
-          <w:rFonts w:ascii="Times New Roman" w:hAnsi="Times New Roman" w:cs="Times New Roman"/>
-        </w:rPr>
-        <w:t xml:space="preserve"> </w:t>
+        <w:t xml:space="preserve">very meticulously </w:t>
       </w:r>
       <w:r>
         <w:rPr>
@@ -1263,7 +1257,19 @@
         <w:rPr>
           <w:rFonts w:ascii="Times New Roman" w:hAnsi="Times New Roman" w:cs="Times New Roman"/>
         </w:rPr>
-        <w:t xml:space="preserve"> He was so proud of me for having remembered something that he taught me so many years later.</w:t>
+        <w:t xml:space="preserve"> He was so proud of me for having remembered something that he taught me years </w:t>
+      </w:r>
+      <w:r>
+        <w:rPr>
+          <w:rFonts w:ascii="Times New Roman" w:hAnsi="Times New Roman" w:cs="Times New Roman"/>
+        </w:rPr>
+        <w:t>earlier</w:t>
+      </w:r>
+      <w:r>
+        <w:rPr>
+          <w:rFonts w:ascii="Times New Roman" w:hAnsi="Times New Roman" w:cs="Times New Roman"/>
+        </w:rPr>
+        <w:t>.</w:t>
       </w:r>
     </w:p>
     <w:p>
